--- a/_template-source/aditivo_ev_alteracao_endereco.docx
+++ b/_template-source/aditivo_ev_alteracao_endereco.docx
@@ -439,7 +439,7 @@
         <w:rPr>
           <w:rtl w:val="0"/>
         </w:rPr>
-        <w:t xml:space="preserve">Curitiba, {{data_assinatura}}.</w:t>
+        <w:t xml:space="preserve">{{data_assinatura}}.</w:t>
       </w:r>
     </w:p>
     <w:p>
